--- a/1-sinif-3-hafta-degerlendirme.docx
+++ b/1-sinif-3-hafta-degerlendirme.docx
@@ -18,11 +18,11 @@
               <a:graphicData uri="http://schemas.openxmlformats.org/drawingml/2006/picture">
                 <pic:pic>
                   <pic:nvPicPr>
-                    <pic:cNvPr id="0" name="pg-1.jpg"/>
+                    <pic:cNvPr id="0" name="p-01.jpg"/>
                     <pic:cNvPicPr/>
                   </pic:nvPicPr>
                   <pic:blipFill>
-                    <a:blip r:embed="rId9"/>
+                    <a:blip r:embed="rId18"/>
                     <a:stretch>
                       <a:fillRect/>
                     </a:stretch>
@@ -57,11 +57,11 @@
               <a:graphicData uri="http://schemas.openxmlformats.org/drawingml/2006/picture">
                 <pic:pic>
                   <pic:nvPicPr>
-                    <pic:cNvPr id="0" name="pg-2.jpg"/>
+                    <pic:cNvPr id="0" name="p-02.jpg"/>
                     <pic:cNvPicPr/>
                   </pic:nvPicPr>
                   <pic:blipFill>
-                    <a:blip r:embed="rId10"/>
+                    <a:blip r:embed="rId19"/>
                     <a:stretch>
                       <a:fillRect/>
                     </a:stretch>
@@ -96,11 +96,11 @@
               <a:graphicData uri="http://schemas.openxmlformats.org/drawingml/2006/picture">
                 <pic:pic>
                   <pic:nvPicPr>
-                    <pic:cNvPr id="0" name="pg-3.jpg"/>
+                    <pic:cNvPr id="0" name="p-03.jpg"/>
                     <pic:cNvPicPr/>
                   </pic:nvPicPr>
                   <pic:blipFill>
-                    <a:blip r:embed="rId11"/>
+                    <a:blip r:embed="rId20"/>
                     <a:stretch>
                       <a:fillRect/>
                     </a:stretch>
@@ -135,11 +135,11 @@
               <a:graphicData uri="http://schemas.openxmlformats.org/drawingml/2006/picture">
                 <pic:pic>
                   <pic:nvPicPr>
-                    <pic:cNvPr id="0" name="pg-4.jpg"/>
+                    <pic:cNvPr id="0" name="p-04.jpg"/>
                     <pic:cNvPicPr/>
                   </pic:nvPicPr>
                   <pic:blipFill>
-                    <a:blip r:embed="rId12"/>
+                    <a:blip r:embed="rId21"/>
                     <a:stretch>
                       <a:fillRect/>
                     </a:stretch>
@@ -174,11 +174,11 @@
               <a:graphicData uri="http://schemas.openxmlformats.org/drawingml/2006/picture">
                 <pic:pic>
                   <pic:nvPicPr>
-                    <pic:cNvPr id="0" name="pg-5.jpg"/>
+                    <pic:cNvPr id="0" name="p-05.jpg"/>
                     <pic:cNvPicPr/>
                   </pic:nvPicPr>
                   <pic:blipFill>
-                    <a:blip r:embed="rId13"/>
+                    <a:blip r:embed="rId22"/>
                     <a:stretch>
                       <a:fillRect/>
                     </a:stretch>
@@ -213,11 +213,11 @@
               <a:graphicData uri="http://schemas.openxmlformats.org/drawingml/2006/picture">
                 <pic:pic>
                   <pic:nvPicPr>
-                    <pic:cNvPr id="0" name="pg-6.jpg"/>
+                    <pic:cNvPr id="0" name="p-06.jpg"/>
                     <pic:cNvPicPr/>
                   </pic:nvPicPr>
                   <pic:blipFill>
-                    <a:blip r:embed="rId14"/>
+                    <a:blip r:embed="rId23"/>
                     <a:stretch>
                       <a:fillRect/>
                     </a:stretch>
@@ -252,11 +252,11 @@
               <a:graphicData uri="http://schemas.openxmlformats.org/drawingml/2006/picture">
                 <pic:pic>
                   <pic:nvPicPr>
-                    <pic:cNvPr id="0" name="pg-7.jpg"/>
+                    <pic:cNvPr id="0" name="p-07.jpg"/>
                     <pic:cNvPicPr/>
                   </pic:nvPicPr>
                   <pic:blipFill>
-                    <a:blip r:embed="rId15"/>
+                    <a:blip r:embed="rId24"/>
                     <a:stretch>
                       <a:fillRect/>
                     </a:stretch>
@@ -291,11 +291,11 @@
               <a:graphicData uri="http://schemas.openxmlformats.org/drawingml/2006/picture">
                 <pic:pic>
                   <pic:nvPicPr>
-                    <pic:cNvPr id="0" name="pg-8.jpg"/>
+                    <pic:cNvPr id="0" name="p-08.jpg"/>
                     <pic:cNvPicPr/>
                   </pic:nvPicPr>
                   <pic:blipFill>
-                    <a:blip r:embed="rId16"/>
+                    <a:blip r:embed="rId25"/>
                     <a:stretch>
                       <a:fillRect/>
                     </a:stretch>
@@ -330,11 +330,50 @@
               <a:graphicData uri="http://schemas.openxmlformats.org/drawingml/2006/picture">
                 <pic:pic>
                   <pic:nvPicPr>
-                    <pic:cNvPr id="0" name="pg-9.jpg"/>
+                    <pic:cNvPr id="0" name="p-09.jpg"/>
                     <pic:cNvPicPr/>
                   </pic:nvPicPr>
                   <pic:blipFill>
-                    <a:blip r:embed="rId17"/>
+                    <a:blip r:embed="rId26"/>
+                    <a:stretch>
+                      <a:fillRect/>
+                    </a:stretch>
+                  </pic:blipFill>
+                  <pic:spPr>
+                    <a:xfrm>
+                      <a:off x="0" y="0"/>
+                      <a:ext cx="7560000" cy="10674000"/>
+                    </a:xfrm>
+                    <a:prstGeom prst="rect"/>
+                  </pic:spPr>
+                </pic:pic>
+              </a:graphicData>
+            </a:graphic>
+          </wp:inline>
+        </w:drawing>
+      </w:r>
+    </w:p>
+    <w:p>
+      <w:pPr>
+        <w:spacing w:after="0" w:before="0" w:line="240" w:lineRule="auto"/>
+      </w:pPr>
+      <w:r>
+        <w:drawing>
+          <wp:inline xmlns:a="http://schemas.openxmlformats.org/drawingml/2006/main" xmlns:pic="http://schemas.openxmlformats.org/drawingml/2006/picture">
+            <wp:extent cx="7560000" cy="10674000"/>
+            <wp:docPr id="10" name="Picture 10"/>
+            <wp:cNvGraphicFramePr>
+              <a:graphicFrameLocks noChangeAspect="1"/>
+            </wp:cNvGraphicFramePr>
+            <a:graphic>
+              <a:graphicData uri="http://schemas.openxmlformats.org/drawingml/2006/picture">
+                <pic:pic>
+                  <pic:nvPicPr>
+                    <pic:cNvPr id="0" name="p-10.jpg"/>
+                    <pic:cNvPicPr/>
+                  </pic:nvPicPr>
+                  <pic:blipFill>
+                    <a:blip r:embed="rId27"/>
                     <a:stretch>
                       <a:fillRect/>
                     </a:stretch>
